--- a/ind/docx/03.content.docx
+++ b/ind/docx/03.content.docx
@@ -19,7 +19,7 @@
         <w:rPr>
           <w:lang w:val="id_ID" w:bidi="id_ID"/>
         </w:rPr>
-        <w:t>Resource: Catatan Studi - Pengantar Buku (Tyndale)</w:t>
+        <w:t>Resource: Tyndale Open Study Notes</w:t>
       </w:r>
       <w:r>
         <w:rPr>
@@ -112,7 +112,7 @@
         <w:rPr>
           <w:lang w:val="id_ID" w:bidi="id_ID"/>
         </w:rPr>
-        <w:t>Catatan Studi - Pengantar Buku (Tyndale)</w:t>
+        <w:t>Tyndale Open Study Notes</w:t>
       </w:r>
     </w:p>
     <w:p>

--- a/ind/docx/03.content.docx
+++ b/ind/docx/03.content.docx
@@ -19,7 +19,7 @@
         <w:rPr>
           <w:lang w:val="id_ID" w:bidi="id_ID"/>
         </w:rPr>
-        <w:t>Resource: Tyndale Open Study Notes</w:t>
+        <w:t>Resource: Aquifer Open Study Notes (Book Intros)</w:t>
       </w:r>
       <w:r>
         <w:rPr>
@@ -112,7 +112,7 @@
         <w:rPr>
           <w:lang w:val="id_ID" w:bidi="id_ID"/>
         </w:rPr>
-        <w:t>Tyndale Open Study Notes</w:t>
+        <w:t>Aquifer Open Study Notes (Book Intros)</w:t>
       </w:r>
     </w:p>
     <w:p>

--- a/ind/docx/03.content.docx
+++ b/ind/docx/03.content.docx
@@ -233,36 +233,24 @@
         </w:rPr>
         <w:t>Imamat memungkinkan bangsa Israel kuno untuk hidup dalam hubungan dengan Allah yang kudus. Namun, sekarang Kristus telah datang sebagai Imam Besar dan korban tertinggi bagi kita—dengan demikian memenuhi banyak persyaratan yang diuraikan dalam Imamat—apa relevansi hukum yang mengatur sistem ibadah bangsa Israel kuno, dengan para imam dan pengorbanan binatangnya, bagi kita? Imamat meningkatkan pemahaman kita tentang kekudusan Allah. Dan tuntutan Allah bagi mereka yang mengenal-Nya tetap sama: “Akulah Tuhan, Allahmu. … haruslah kamu kudus, sebab Aku ini kudus” (</w:t>
       </w:r>
-      <w:hyperlink r:id="rId13">
-        <w:r>
-          <w:rPr>
-            <w:lang w:val="id_ID" w:bidi="id_ID"/>
-          </w:rPr>
-          <w:rPr>
-            <w:color w:val="0000EE"/>
-            <w:u w:val="single"/>
-          </w:rPr>
-          <w:t>Im. 11:44–45</w:t>
-        </w:r>
-      </w:hyperlink>
+      <w:r>
+        <w:rPr>
+          <w:lang w:val="id_ID" w:bidi="id_ID"/>
+        </w:rPr>
+        <w:t>Im. 11:44–45</w:t>
+      </w:r>
       <w:r>
         <w:rPr>
           <w:lang w:val="id_ID" w:bidi="id_ID"/>
         </w:rPr>
         <w:t xml:space="preserve">; </w:t>
       </w:r>
-      <w:hyperlink r:id="rId14">
-        <w:r>
-          <w:rPr>
-            <w:lang w:val="id_ID" w:bidi="id_ID"/>
-          </w:rPr>
-          <w:rPr>
-            <w:color w:val="0000EE"/>
-            <w:u w:val="single"/>
-          </w:rPr>
-          <w:t>1Ptr. 1:15–16</w:t>
-        </w:r>
-      </w:hyperlink>
+      <w:r>
+        <w:rPr>
+          <w:lang w:val="id_ID" w:bidi="id_ID"/>
+        </w:rPr>
+        <w:t>1Ptr. 1:15–16</w:t>
+      </w:r>
       <w:r>
         <w:rPr>
           <w:lang w:val="id_ID" w:bidi="id_ID"/>
@@ -294,180 +282,120 @@
         </w:rPr>
         <w:t>Imamat melanjutkan kisah penebusan yang dimulai dengan janji-janji yang diberikan kepada Abraham (</w:t>
       </w:r>
-      <w:hyperlink r:id="rId15">
-        <w:r>
-          <w:rPr>
-            <w:lang w:val="id_ID" w:bidi="id_ID"/>
-          </w:rPr>
-          <w:rPr>
-            <w:color w:val="0000EE"/>
-            <w:u w:val="single"/>
-          </w:rPr>
-          <w:t>Kej. 12</w:t>
-        </w:r>
-      </w:hyperlink>
+      <w:r>
+        <w:rPr>
+          <w:lang w:val="id_ID" w:bidi="id_ID"/>
+        </w:rPr>
+        <w:t>Kej. 12</w:t>
+      </w:r>
       <w:r>
         <w:rPr>
           <w:lang w:val="id_ID" w:bidi="id_ID"/>
         </w:rPr>
         <w:t xml:space="preserve">, </w:t>
       </w:r>
-      <w:hyperlink r:id="rId16">
-        <w:r>
-          <w:rPr>
-            <w:lang w:val="id_ID" w:bidi="id_ID"/>
-          </w:rPr>
-          <w:rPr>
-            <w:color w:val="0000EE"/>
-            <w:u w:val="single"/>
-          </w:rPr>
-          <w:t>15</w:t>
-        </w:r>
-      </w:hyperlink>
+      <w:r>
+        <w:rPr>
+          <w:lang w:val="id_ID" w:bidi="id_ID"/>
+        </w:rPr>
+        <w:t>15</w:t>
+      </w:r>
       <w:r>
         <w:rPr>
           <w:lang w:val="id_ID" w:bidi="id_ID"/>
         </w:rPr>
         <w:t xml:space="preserve">, </w:t>
       </w:r>
-      <w:hyperlink r:id="rId17">
-        <w:r>
-          <w:rPr>
-            <w:lang w:val="id_ID" w:bidi="id_ID"/>
-          </w:rPr>
-          <w:rPr>
-            <w:color w:val="0000EE"/>
-            <w:u w:val="single"/>
-          </w:rPr>
-          <w:t>17</w:t>
-        </w:r>
-      </w:hyperlink>
+      <w:r>
+        <w:rPr>
+          <w:lang w:val="id_ID" w:bidi="id_ID"/>
+        </w:rPr>
+        <w:t>17</w:t>
+      </w:r>
       <w:r>
         <w:rPr>
           <w:lang w:val="id_ID" w:bidi="id_ID"/>
         </w:rPr>
         <w:t>) dan pembebasan bangsa Israel dari perbudakan di Mesir (</w:t>
       </w:r>
-      <w:hyperlink r:id="rId18">
-        <w:r>
-          <w:rPr>
-            <w:lang w:val="id_ID" w:bidi="id_ID"/>
-          </w:rPr>
-          <w:rPr>
-            <w:color w:val="0000EE"/>
-            <w:u w:val="single"/>
-          </w:rPr>
-          <w:t>Kel. 1–15</w:t>
-        </w:r>
-      </w:hyperlink>
+      <w:r>
+        <w:rPr>
+          <w:lang w:val="id_ID" w:bidi="id_ID"/>
+        </w:rPr>
+        <w:t>Kel. 1–15</w:t>
+      </w:r>
       <w:r>
         <w:rPr>
           <w:lang w:val="id_ID" w:bidi="id_ID"/>
         </w:rPr>
         <w:t>). Latar belakang Imamat adalah di kaki Gunung Sinai. Bangsa Israel belum mengembara di padang gurun atau memasuki Tanah Perjanjian Kanaan. Allah telah menetapkan Perjanjian-Nya dengan Israel, menyatakan bangsa Israel sebagai harta kesayangan-Nya, kerajaan imam, dan orang-orang pilihan (</w:t>
       </w:r>
-      <w:hyperlink r:id="rId19">
-        <w:r>
-          <w:rPr>
-            <w:lang w:val="id_ID" w:bidi="id_ID"/>
-          </w:rPr>
-          <w:rPr>
-            <w:color w:val="0000EE"/>
-            <w:u w:val="single"/>
-          </w:rPr>
-          <w:t>Kel. 19:5–6</w:t>
-        </w:r>
-      </w:hyperlink>
+      <w:r>
+        <w:rPr>
+          <w:lang w:val="id_ID" w:bidi="id_ID"/>
+        </w:rPr>
+        <w:t>Kel. 19:5–6</w:t>
+      </w:r>
       <w:r>
         <w:rPr>
           <w:lang w:val="id_ID" w:bidi="id_ID"/>
         </w:rPr>
         <w:t>). Orang-orang Israel telah menerima Sepuluh Perintah Allah (</w:t>
       </w:r>
-      <w:hyperlink r:id="rId20">
-        <w:r>
-          <w:rPr>
-            <w:lang w:val="id_ID" w:bidi="id_ID"/>
-          </w:rPr>
-          <w:rPr>
-            <w:color w:val="0000EE"/>
-            <w:u w:val="single"/>
-          </w:rPr>
-          <w:t>Kel. 20:1–17</w:t>
-        </w:r>
-      </w:hyperlink>
+      <w:r>
+        <w:rPr>
+          <w:lang w:val="id_ID" w:bidi="id_ID"/>
+        </w:rPr>
+        <w:t>Kel. 20:1–17</w:t>
+      </w:r>
       <w:r>
         <w:rPr>
           <w:lang w:val="id_ID" w:bidi="id_ID"/>
         </w:rPr>
         <w:t>), petunjuk untuk mendirikan Kemah Suci (</w:t>
       </w:r>
-      <w:hyperlink r:id="rId21">
-        <w:r>
-          <w:rPr>
-            <w:lang w:val="id_ID" w:bidi="id_ID"/>
-          </w:rPr>
-          <w:rPr>
-            <w:color w:val="0000EE"/>
-            <w:u w:val="single"/>
-          </w:rPr>
-          <w:t>Kel. 25–27</w:t>
-        </w:r>
-      </w:hyperlink>
+      <w:r>
+        <w:rPr>
+          <w:lang w:val="id_ID" w:bidi="id_ID"/>
+        </w:rPr>
+        <w:t>Kel. 25–27</w:t>
+      </w:r>
       <w:r>
         <w:rPr>
           <w:lang w:val="id_ID" w:bidi="id_ID"/>
         </w:rPr>
         <w:t xml:space="preserve">; </w:t>
       </w:r>
-      <w:hyperlink r:id="rId22">
-        <w:r>
-          <w:rPr>
-            <w:lang w:val="id_ID" w:bidi="id_ID"/>
-          </w:rPr>
-          <w:rPr>
-            <w:color w:val="0000EE"/>
-            <w:u w:val="single"/>
-          </w:rPr>
-          <w:t>30:1–38</w:t>
-        </w:r>
-      </w:hyperlink>
+      <w:r>
+        <w:rPr>
+          <w:lang w:val="id_ID" w:bidi="id_ID"/>
+        </w:rPr>
+        <w:t>30:1–38</w:t>
+      </w:r>
       <w:r>
         <w:rPr>
           <w:lang w:val="id_ID" w:bidi="id_ID"/>
         </w:rPr>
         <w:t>), dan penetapan imamat (</w:t>
       </w:r>
-      <w:hyperlink r:id="rId23">
-        <w:r>
-          <w:rPr>
-            <w:lang w:val="id_ID" w:bidi="id_ID"/>
-          </w:rPr>
-          <w:rPr>
-            <w:color w:val="0000EE"/>
-            <w:u w:val="single"/>
-          </w:rPr>
-          <w:t>Kel. 28–29</w:t>
-        </w:r>
-      </w:hyperlink>
+      <w:r>
+        <w:rPr>
+          <w:lang w:val="id_ID" w:bidi="id_ID"/>
+        </w:rPr>
+        <w:t>Kel. 28–29</w:t>
+      </w:r>
       <w:r>
         <w:rPr>
           <w:lang w:val="id_ID" w:bidi="id_ID"/>
         </w:rPr>
         <w:t>). Kemah Suci telah selesai dibangun dan ditahbiskan (</w:t>
       </w:r>
-      <w:hyperlink r:id="rId24">
-        <w:r>
-          <w:rPr>
-            <w:lang w:val="id_ID" w:bidi="id_ID"/>
-          </w:rPr>
-          <w:rPr>
-            <w:color w:val="0000EE"/>
-            <w:u w:val="single"/>
-          </w:rPr>
-          <w:t>Kel. 35–40</w:t>
-        </w:r>
-      </w:hyperlink>
+      <w:r>
+        <w:rPr>
+          <w:lang w:val="id_ID" w:bidi="id_ID"/>
+        </w:rPr>
+        <w:t>Kel. 35–40</w:t>
+      </w:r>
       <w:r>
         <w:rPr>
           <w:lang w:val="id_ID" w:bidi="id_ID"/>
@@ -499,36 +427,24 @@
         </w:rPr>
         <w:t xml:space="preserve">Peraturan dalam Imamat terutama berkaitan dengan berbagai kegiatan dan tanggung jawab suku imam Lewi, khususnya imam besar (lihat </w:t>
       </w:r>
-      <w:hyperlink r:id="rId25">
-        <w:r>
-          <w:rPr>
-            <w:lang w:val="id_ID" w:bidi="id_ID"/>
-          </w:rPr>
-          <w:rPr>
-            <w:color w:val="0000EE"/>
-            <w:u w:val="single"/>
-          </w:rPr>
-          <w:t>Kel. 28</w:t>
-        </w:r>
-      </w:hyperlink>
+      <w:r>
+        <w:rPr>
+          <w:lang w:val="id_ID" w:bidi="id_ID"/>
+        </w:rPr>
+        <w:t>Kel. 28</w:t>
+      </w:r>
       <w:r>
         <w:rPr>
           <w:lang w:val="id_ID" w:bidi="id_ID"/>
         </w:rPr>
         <w:t xml:space="preserve">; </w:t>
       </w:r>
-      <w:hyperlink r:id="rId26">
-        <w:r>
-          <w:rPr>
-            <w:lang w:val="id_ID" w:bidi="id_ID"/>
-          </w:rPr>
-          <w:rPr>
-            <w:color w:val="0000EE"/>
-            <w:u w:val="single"/>
-          </w:rPr>
-          <w:t>Bil. 3:44–4:49</w:t>
-        </w:r>
-      </w:hyperlink>
+      <w:r>
+        <w:rPr>
+          <w:lang w:val="id_ID" w:bidi="id_ID"/>
+        </w:rPr>
+        <w:t>Bil. 3:44–4:49</w:t>
+      </w:r>
       <w:r>
         <w:rPr>
           <w:lang w:val="id_ID" w:bidi="id_ID"/>
@@ -563,72 +479,48 @@
         </w:rPr>
         <w:t xml:space="preserve">Allah memanggil Israel untuk mengenal dan mengasihi-Nya (lihat </w:t>
       </w:r>
-      <w:hyperlink r:id="rId27">
-        <w:r>
-          <w:rPr>
-            <w:lang w:val="id_ID" w:bidi="id_ID"/>
-          </w:rPr>
-          <w:rPr>
-            <w:color w:val="0000EE"/>
-            <w:u w:val="single"/>
-          </w:rPr>
-          <w:t>Ul. 6:5</w:t>
-        </w:r>
-      </w:hyperlink>
+      <w:r>
+        <w:rPr>
+          <w:lang w:val="id_ID" w:bidi="id_ID"/>
+        </w:rPr>
+        <w:t>Ul. 6:5</w:t>
+      </w:r>
       <w:r>
         <w:rPr>
           <w:lang w:val="id_ID" w:bidi="id_ID"/>
         </w:rPr>
         <w:t xml:space="preserve">; </w:t>
       </w:r>
-      <w:hyperlink r:id="rId28">
-        <w:r>
-          <w:rPr>
-            <w:lang w:val="id_ID" w:bidi="id_ID"/>
-          </w:rPr>
-          <w:rPr>
-            <w:color w:val="0000EE"/>
-            <w:u w:val="single"/>
-          </w:rPr>
-          <w:t>11:1</w:t>
-        </w:r>
-      </w:hyperlink>
+      <w:r>
+        <w:rPr>
+          <w:lang w:val="id_ID" w:bidi="id_ID"/>
+        </w:rPr>
+        <w:t>11:1</w:t>
+      </w:r>
       <w:r>
         <w:rPr>
           <w:lang w:val="id_ID" w:bidi="id_ID"/>
         </w:rPr>
         <w:t>). Akibatnya, mereka juga akan saling mengasihi dan melayani satu sama lain (</w:t>
       </w:r>
-      <w:hyperlink r:id="rId29">
-        <w:r>
-          <w:rPr>
-            <w:lang w:val="id_ID" w:bidi="id_ID"/>
-          </w:rPr>
-          <w:rPr>
-            <w:color w:val="0000EE"/>
-            <w:u w:val="single"/>
-          </w:rPr>
-          <w:t>Im. 19:18</w:t>
-        </w:r>
-      </w:hyperlink>
+      <w:r>
+        <w:rPr>
+          <w:lang w:val="id_ID" w:bidi="id_ID"/>
+        </w:rPr>
+        <w:t>Im. 19:18</w:t>
+      </w:r>
       <w:r>
         <w:rPr>
           <w:lang w:val="id_ID" w:bidi="id_ID"/>
         </w:rPr>
         <w:t xml:space="preserve">, </w:t>
       </w:r>
-      <w:hyperlink r:id="rId30">
-        <w:r>
-          <w:rPr>
-            <w:lang w:val="id_ID" w:bidi="id_ID"/>
-          </w:rPr>
-          <w:rPr>
-            <w:color w:val="0000EE"/>
-            <w:u w:val="single"/>
-          </w:rPr>
-          <w:t>33–34</w:t>
-        </w:r>
-      </w:hyperlink>
+      <w:r>
+        <w:rPr>
+          <w:lang w:val="id_ID" w:bidi="id_ID"/>
+        </w:rPr>
+        <w:t>33–34</w:t>
+      </w:r>
       <w:r>
         <w:rPr>
           <w:lang w:val="id_ID" w:bidi="id_ID"/>
@@ -674,576 +566,384 @@
         </w:rPr>
         <w:t xml:space="preserve">Musa kemungkinan besar menulis Imamat selama masa Israel di padang gurun setelah peristiwa Keluaran. Baik tradisi Yahudi maupun gereja Kristen awal mengidentifikasi Musa sebagai penulis Imamat. Musa, yang dibesarkan di istana raja Mesir, kemungkinan besar terampil dalam membaca, menulis, dan matematika (lihat </w:t>
       </w:r>
-      <w:hyperlink r:id="rId31">
-        <w:r>
-          <w:rPr>
-            <w:lang w:val="id_ID" w:bidi="id_ID"/>
-          </w:rPr>
-          <w:rPr>
-            <w:color w:val="0000EE"/>
-            <w:u w:val="single"/>
-          </w:rPr>
-          <w:t>Kisah Para Rasul 7:20–22</w:t>
-        </w:r>
-      </w:hyperlink>
+      <w:r>
+        <w:rPr>
+          <w:lang w:val="id_ID" w:bidi="id_ID"/>
+        </w:rPr>
+        <w:t>Kisah Para Rasul 7:20–22</w:t>
+      </w:r>
       <w:r>
         <w:rPr>
           <w:lang w:val="id_ID" w:bidi="id_ID"/>
         </w:rPr>
         <w:t>) dan cukup mampu untuk menulis Imamat. Kitab ini dimulai dan diakhiri dengan pernyataan yang menegaskan bahwa isi Imamat diberikan kepada Israel oleh Allah melalui Musa (</w:t>
       </w:r>
-      <w:hyperlink r:id="rId32">
-        <w:r>
-          <w:rPr>
-            <w:lang w:val="id_ID" w:bidi="id_ID"/>
-          </w:rPr>
-          <w:rPr>
-            <w:color w:val="0000EE"/>
-            <w:u w:val="single"/>
-          </w:rPr>
-          <w:t>Im. 1:1–2</w:t>
-        </w:r>
-      </w:hyperlink>
+      <w:r>
+        <w:rPr>
+          <w:lang w:val="id_ID" w:bidi="id_ID"/>
+        </w:rPr>
+        <w:t>Im. 1:1–2</w:t>
+      </w:r>
       <w:r>
         <w:rPr>
           <w:lang w:val="id_ID" w:bidi="id_ID"/>
         </w:rPr>
         <w:t xml:space="preserve">; </w:t>
       </w:r>
-      <w:hyperlink r:id="rId33">
-        <w:r>
-          <w:rPr>
-            <w:lang w:val="id_ID" w:bidi="id_ID"/>
-          </w:rPr>
-          <w:rPr>
-            <w:color w:val="0000EE"/>
-            <w:u w:val="single"/>
-          </w:rPr>
-          <w:t>27:34</w:t>
-        </w:r>
-      </w:hyperlink>
+      <w:r>
+        <w:rPr>
+          <w:lang w:val="id_ID" w:bidi="id_ID"/>
+        </w:rPr>
+        <w:t>27:34</w:t>
+      </w:r>
       <w:r>
         <w:rPr>
           <w:lang w:val="id_ID" w:bidi="id_ID"/>
         </w:rPr>
         <w:t xml:space="preserve">). Imamat berulang kali menggambarkan bagaimana Musa menerima petunjuk dari Tuhan (misalnya, </w:t>
       </w:r>
-      <w:hyperlink r:id="rId34">
-        <w:r>
-          <w:rPr>
-            <w:lang w:val="id_ID" w:bidi="id_ID"/>
-          </w:rPr>
-          <w:rPr>
-            <w:color w:val="0000EE"/>
-            <w:u w:val="single"/>
-          </w:rPr>
-          <w:t>Im. 4:1</w:t>
-        </w:r>
-      </w:hyperlink>
+      <w:r>
+        <w:rPr>
+          <w:lang w:val="id_ID" w:bidi="id_ID"/>
+        </w:rPr>
+        <w:t>Im. 4:1</w:t>
+      </w:r>
       <w:r>
         <w:rPr>
           <w:lang w:val="id_ID" w:bidi="id_ID"/>
         </w:rPr>
         <w:t xml:space="preserve">; </w:t>
       </w:r>
-      <w:hyperlink r:id="rId35">
-        <w:r>
-          <w:rPr>
-            <w:lang w:val="id_ID" w:bidi="id_ID"/>
-          </w:rPr>
-          <w:rPr>
-            <w:color w:val="0000EE"/>
-            <w:u w:val="single"/>
-          </w:rPr>
-          <w:t>5:14</w:t>
-        </w:r>
-      </w:hyperlink>
+      <w:r>
+        <w:rPr>
+          <w:lang w:val="id_ID" w:bidi="id_ID"/>
+        </w:rPr>
+        <w:t>5:14</w:t>
+      </w:r>
       <w:r>
         <w:rPr>
           <w:lang w:val="id_ID" w:bidi="id_ID"/>
         </w:rPr>
         <w:t xml:space="preserve">; </w:t>
       </w:r>
-      <w:hyperlink r:id="rId36">
-        <w:r>
-          <w:rPr>
-            <w:lang w:val="id_ID" w:bidi="id_ID"/>
-          </w:rPr>
-          <w:rPr>
-            <w:color w:val="0000EE"/>
-            <w:u w:val="single"/>
-          </w:rPr>
-          <w:t>6:1</w:t>
-        </w:r>
-      </w:hyperlink>
+      <w:r>
+        <w:rPr>
+          <w:lang w:val="id_ID" w:bidi="id_ID"/>
+        </w:rPr>
+        <w:t>6:1</w:t>
+      </w:r>
       <w:r>
         <w:rPr>
           <w:lang w:val="id_ID" w:bidi="id_ID"/>
         </w:rPr>
         <w:t xml:space="preserve">, </w:t>
       </w:r>
-      <w:hyperlink r:id="rId37">
-        <w:r>
-          <w:rPr>
-            <w:lang w:val="id_ID" w:bidi="id_ID"/>
-          </w:rPr>
-          <w:rPr>
-            <w:color w:val="0000EE"/>
-            <w:u w:val="single"/>
-          </w:rPr>
-          <w:t>8</w:t>
-        </w:r>
-      </w:hyperlink>
+      <w:r>
+        <w:rPr>
+          <w:lang w:val="id_ID" w:bidi="id_ID"/>
+        </w:rPr>
+        <w:t>8</w:t>
+      </w:r>
       <w:r>
         <w:rPr>
           <w:lang w:val="id_ID" w:bidi="id_ID"/>
         </w:rPr>
         <w:t xml:space="preserve">, </w:t>
       </w:r>
-      <w:hyperlink r:id="rId38">
-        <w:r>
-          <w:rPr>
-            <w:lang w:val="id_ID" w:bidi="id_ID"/>
-          </w:rPr>
-          <w:rPr>
-            <w:color w:val="0000EE"/>
-            <w:u w:val="single"/>
-          </w:rPr>
-          <w:t>19</w:t>
-        </w:r>
-      </w:hyperlink>
+      <w:r>
+        <w:rPr>
+          <w:lang w:val="id_ID" w:bidi="id_ID"/>
+        </w:rPr>
+        <w:t>19</w:t>
+      </w:r>
       <w:r>
         <w:rPr>
           <w:lang w:val="id_ID" w:bidi="id_ID"/>
         </w:rPr>
         <w:t xml:space="preserve">, </w:t>
       </w:r>
-      <w:hyperlink r:id="rId39">
-        <w:r>
-          <w:rPr>
-            <w:lang w:val="id_ID" w:bidi="id_ID"/>
-          </w:rPr>
-          <w:rPr>
-            <w:color w:val="0000EE"/>
-            <w:u w:val="single"/>
-          </w:rPr>
-          <w:t>24</w:t>
-        </w:r>
-      </w:hyperlink>
+      <w:r>
+        <w:rPr>
+          <w:lang w:val="id_ID" w:bidi="id_ID"/>
+        </w:rPr>
+        <w:t>24</w:t>
+      </w:r>
       <w:r>
         <w:rPr>
           <w:lang w:val="id_ID" w:bidi="id_ID"/>
         </w:rPr>
         <w:t xml:space="preserve">; </w:t>
       </w:r>
-      <w:hyperlink r:id="rId40">
-        <w:r>
-          <w:rPr>
-            <w:lang w:val="id_ID" w:bidi="id_ID"/>
-          </w:rPr>
-          <w:rPr>
-            <w:color w:val="0000EE"/>
-            <w:u w:val="single"/>
-          </w:rPr>
-          <w:t>7:22</w:t>
-        </w:r>
-      </w:hyperlink>
+      <w:r>
+        <w:rPr>
+          <w:lang w:val="id_ID" w:bidi="id_ID"/>
+        </w:rPr>
+        <w:t>7:22</w:t>
+      </w:r>
       <w:r>
         <w:rPr>
           <w:lang w:val="id_ID" w:bidi="id_ID"/>
         </w:rPr>
         <w:t xml:space="preserve">, </w:t>
       </w:r>
-      <w:hyperlink r:id="rId41">
-        <w:r>
-          <w:rPr>
-            <w:lang w:val="id_ID" w:bidi="id_ID"/>
-          </w:rPr>
-          <w:rPr>
-            <w:color w:val="0000EE"/>
-            <w:u w:val="single"/>
-          </w:rPr>
-          <w:t>28</w:t>
-        </w:r>
-      </w:hyperlink>
+      <w:r>
+        <w:rPr>
+          <w:lang w:val="id_ID" w:bidi="id_ID"/>
+        </w:rPr>
+        <w:t>28</w:t>
+      </w:r>
       <w:r>
         <w:rPr>
           <w:lang w:val="id_ID" w:bidi="id_ID"/>
         </w:rPr>
         <w:t xml:space="preserve">; </w:t>
       </w:r>
-      <w:hyperlink r:id="rId42">
-        <w:r>
-          <w:rPr>
-            <w:lang w:val="id_ID" w:bidi="id_ID"/>
-          </w:rPr>
-          <w:rPr>
-            <w:color w:val="0000EE"/>
-            <w:u w:val="single"/>
-          </w:rPr>
-          <w:t>8:1</w:t>
-        </w:r>
-      </w:hyperlink>
+      <w:r>
+        <w:rPr>
+          <w:lang w:val="id_ID" w:bidi="id_ID"/>
+        </w:rPr>
+        <w:t>8:1</w:t>
+      </w:r>
       <w:r>
         <w:rPr>
           <w:lang w:val="id_ID" w:bidi="id_ID"/>
         </w:rPr>
         <w:t>) dan melaksanakannya (</w:t>
       </w:r>
-      <w:hyperlink r:id="rId43">
-        <w:r>
-          <w:rPr>
-            <w:lang w:val="id_ID" w:bidi="id_ID"/>
-          </w:rPr>
-          <w:rPr>
-            <w:color w:val="0000EE"/>
-            <w:u w:val="single"/>
-          </w:rPr>
-          <w:t>Im. 8:4–10:20</w:t>
-        </w:r>
-      </w:hyperlink>
+      <w:r>
+        <w:rPr>
+          <w:lang w:val="id_ID" w:bidi="id_ID"/>
+        </w:rPr>
+        <w:t>Im. 8:4–10:20</w:t>
+      </w:r>
       <w:r>
         <w:rPr>
           <w:lang w:val="id_ID" w:bidi="id_ID"/>
         </w:rPr>
         <w:t xml:space="preserve">). Perjanjian Lama sering merujuk Musa sebagai penulis Pentateukh (Kejadian—Ulangan; lihat </w:t>
       </w:r>
-      <w:hyperlink r:id="rId44">
-        <w:r>
-          <w:rPr>
-            <w:lang w:val="id_ID" w:bidi="id_ID"/>
-          </w:rPr>
-          <w:rPr>
-            <w:color w:val="0000EE"/>
-            <w:u w:val="single"/>
-          </w:rPr>
-          <w:t>Yosua 8:31–32</w:t>
-        </w:r>
-      </w:hyperlink>
+      <w:r>
+        <w:rPr>
+          <w:lang w:val="id_ID" w:bidi="id_ID"/>
+        </w:rPr>
+        <w:t>Yosua 8:31–32</w:t>
+      </w:r>
       <w:r>
         <w:rPr>
           <w:lang w:val="id_ID" w:bidi="id_ID"/>
         </w:rPr>
         <w:t xml:space="preserve">; </w:t>
       </w:r>
-      <w:hyperlink r:id="rId45">
-        <w:r>
-          <w:rPr>
-            <w:lang w:val="id_ID" w:bidi="id_ID"/>
-          </w:rPr>
-          <w:rPr>
-            <w:color w:val="0000EE"/>
-            <w:u w:val="single"/>
-          </w:rPr>
-          <w:t>23:6</w:t>
-        </w:r>
-      </w:hyperlink>
+      <w:r>
+        <w:rPr>
+          <w:lang w:val="id_ID" w:bidi="id_ID"/>
+        </w:rPr>
+        <w:t>23:6</w:t>
+      </w:r>
       <w:r>
         <w:rPr>
           <w:lang w:val="id_ID" w:bidi="id_ID"/>
         </w:rPr>
         <w:t xml:space="preserve">; </w:t>
       </w:r>
-      <w:hyperlink r:id="rId46">
-        <w:r>
-          <w:rPr>
-            <w:lang w:val="id_ID" w:bidi="id_ID"/>
-          </w:rPr>
-          <w:rPr>
-            <w:color w:val="0000EE"/>
-            <w:u w:val="single"/>
-          </w:rPr>
-          <w:t>1Raj. 2:3</w:t>
-        </w:r>
-      </w:hyperlink>
+      <w:r>
+        <w:rPr>
+          <w:lang w:val="id_ID" w:bidi="id_ID"/>
+        </w:rPr>
+        <w:t>1Raj. 2:3</w:t>
+      </w:r>
       <w:r>
         <w:rPr>
           <w:lang w:val="id_ID" w:bidi="id_ID"/>
         </w:rPr>
         <w:t xml:space="preserve">; </w:t>
       </w:r>
-      <w:hyperlink r:id="rId47">
-        <w:r>
-          <w:rPr>
-            <w:lang w:val="id_ID" w:bidi="id_ID"/>
-          </w:rPr>
-          <w:rPr>
-            <w:color w:val="0000EE"/>
-            <w:u w:val="single"/>
-          </w:rPr>
-          <w:t>2Raj. 14:6</w:t>
-        </w:r>
-      </w:hyperlink>
+      <w:r>
+        <w:rPr>
+          <w:lang w:val="id_ID" w:bidi="id_ID"/>
+        </w:rPr>
+        <w:t>2Raj. 14:6</w:t>
+      </w:r>
       <w:r>
         <w:rPr>
           <w:lang w:val="id_ID" w:bidi="id_ID"/>
         </w:rPr>
         <w:t xml:space="preserve">; </w:t>
       </w:r>
-      <w:hyperlink r:id="rId48">
-        <w:r>
-          <w:rPr>
-            <w:lang w:val="id_ID" w:bidi="id_ID"/>
-          </w:rPr>
-          <w:rPr>
-            <w:color w:val="0000EE"/>
-            <w:u w:val="single"/>
-          </w:rPr>
-          <w:t>23:25</w:t>
-        </w:r>
-      </w:hyperlink>
+      <w:r>
+        <w:rPr>
+          <w:lang w:val="id_ID" w:bidi="id_ID"/>
+        </w:rPr>
+        <w:t>23:25</w:t>
+      </w:r>
       <w:r>
         <w:rPr>
           <w:lang w:val="id_ID" w:bidi="id_ID"/>
         </w:rPr>
         <w:t xml:space="preserve">; </w:t>
       </w:r>
-      <w:hyperlink r:id="rId49">
-        <w:r>
-          <w:rPr>
-            <w:lang w:val="id_ID" w:bidi="id_ID"/>
-          </w:rPr>
-          <w:rPr>
-            <w:color w:val="0000EE"/>
-            <w:u w:val="single"/>
-          </w:rPr>
-          <w:t>2Taw. 23:18</w:t>
-        </w:r>
-      </w:hyperlink>
+      <w:r>
+        <w:rPr>
+          <w:lang w:val="id_ID" w:bidi="id_ID"/>
+        </w:rPr>
+        <w:t>2Taw. 23:18</w:t>
+      </w:r>
       <w:r>
         <w:rPr>
           <w:lang w:val="id_ID" w:bidi="id_ID"/>
         </w:rPr>
         <w:t xml:space="preserve">; </w:t>
       </w:r>
-      <w:hyperlink r:id="rId50">
-        <w:r>
-          <w:rPr>
-            <w:lang w:val="id_ID" w:bidi="id_ID"/>
-          </w:rPr>
-          <w:rPr>
-            <w:color w:val="0000EE"/>
-            <w:u w:val="single"/>
-          </w:rPr>
-          <w:t>30:16</w:t>
-        </w:r>
-      </w:hyperlink>
+      <w:r>
+        <w:rPr>
+          <w:lang w:val="id_ID" w:bidi="id_ID"/>
+        </w:rPr>
+        <w:t>30:16</w:t>
+      </w:r>
       <w:r>
         <w:rPr>
           <w:lang w:val="id_ID" w:bidi="id_ID"/>
         </w:rPr>
         <w:t xml:space="preserve">; </w:t>
       </w:r>
-      <w:hyperlink r:id="rId51">
-        <w:r>
-          <w:rPr>
-            <w:lang w:val="id_ID" w:bidi="id_ID"/>
-          </w:rPr>
-          <w:rPr>
-            <w:color w:val="0000EE"/>
-            <w:u w:val="single"/>
-          </w:rPr>
-          <w:t>Ezr. 3:2</w:t>
-        </w:r>
-      </w:hyperlink>
+      <w:r>
+        <w:rPr>
+          <w:lang w:val="id_ID" w:bidi="id_ID"/>
+        </w:rPr>
+        <w:t>Ezr. 3:2</w:t>
+      </w:r>
       <w:r>
         <w:rPr>
           <w:lang w:val="id_ID" w:bidi="id_ID"/>
         </w:rPr>
         <w:t xml:space="preserve">; </w:t>
       </w:r>
-      <w:hyperlink r:id="rId52">
-        <w:r>
-          <w:rPr>
-            <w:lang w:val="id_ID" w:bidi="id_ID"/>
-          </w:rPr>
-          <w:rPr>
-            <w:color w:val="0000EE"/>
-            <w:u w:val="single"/>
-          </w:rPr>
-          <w:t>7:6</w:t>
-        </w:r>
-      </w:hyperlink>
+      <w:r>
+        <w:rPr>
+          <w:lang w:val="id_ID" w:bidi="id_ID"/>
+        </w:rPr>
+        <w:t>7:6</w:t>
+      </w:r>
       <w:r>
         <w:rPr>
           <w:lang w:val="id_ID" w:bidi="id_ID"/>
         </w:rPr>
         <w:t xml:space="preserve">; </w:t>
       </w:r>
-      <w:hyperlink r:id="rId53">
-        <w:r>
-          <w:rPr>
-            <w:lang w:val="id_ID" w:bidi="id_ID"/>
-          </w:rPr>
-          <w:rPr>
-            <w:color w:val="0000EE"/>
-            <w:u w:val="single"/>
-          </w:rPr>
-          <w:t>Neh. 8:1</w:t>
-        </w:r>
-      </w:hyperlink>
+      <w:r>
+        <w:rPr>
+          <w:lang w:val="id_ID" w:bidi="id_ID"/>
+        </w:rPr>
+        <w:t>Neh. 8:1</w:t>
+      </w:r>
       <w:r>
         <w:rPr>
           <w:lang w:val="id_ID" w:bidi="id_ID"/>
         </w:rPr>
         <w:t xml:space="preserve">; </w:t>
       </w:r>
-      <w:hyperlink r:id="rId54">
-        <w:r>
-          <w:rPr>
-            <w:lang w:val="id_ID" w:bidi="id_ID"/>
-          </w:rPr>
-          <w:rPr>
-            <w:color w:val="0000EE"/>
-            <w:u w:val="single"/>
-          </w:rPr>
-          <w:t>Dan. 9:11–13</w:t>
-        </w:r>
-      </w:hyperlink>
+      <w:r>
+        <w:rPr>
+          <w:lang w:val="id_ID" w:bidi="id_ID"/>
+        </w:rPr>
+        <w:t>Dan. 9:11–13</w:t>
+      </w:r>
       <w:r>
         <w:rPr>
           <w:lang w:val="id_ID" w:bidi="id_ID"/>
         </w:rPr>
         <w:t>). Perjanjian Baru juga demikian (</w:t>
       </w:r>
-      <w:hyperlink r:id="rId55">
-        <w:r>
-          <w:rPr>
-            <w:lang w:val="id_ID" w:bidi="id_ID"/>
-          </w:rPr>
-          <w:rPr>
-            <w:color w:val="0000EE"/>
-            <w:u w:val="single"/>
-          </w:rPr>
-          <w:t>Mat. 19:7–8</w:t>
-        </w:r>
-      </w:hyperlink>
+      <w:r>
+        <w:rPr>
+          <w:lang w:val="id_ID" w:bidi="id_ID"/>
+        </w:rPr>
+        <w:t>Mat. 19:7–8</w:t>
+      </w:r>
       <w:r>
         <w:rPr>
           <w:lang w:val="id_ID" w:bidi="id_ID"/>
         </w:rPr>
         <w:t xml:space="preserve">; </w:t>
       </w:r>
-      <w:hyperlink r:id="rId56">
-        <w:r>
-          <w:rPr>
-            <w:lang w:val="id_ID" w:bidi="id_ID"/>
-          </w:rPr>
-          <w:rPr>
-            <w:color w:val="0000EE"/>
-            <w:u w:val="single"/>
-          </w:rPr>
-          <w:t>Luk. 2:22</w:t>
-        </w:r>
-      </w:hyperlink>
+      <w:r>
+        <w:rPr>
+          <w:lang w:val="id_ID" w:bidi="id_ID"/>
+        </w:rPr>
+        <w:t>Luk. 2:22</w:t>
+      </w:r>
       <w:r>
         <w:rPr>
           <w:lang w:val="id_ID" w:bidi="id_ID"/>
         </w:rPr>
         <w:t xml:space="preserve">; </w:t>
       </w:r>
-      <w:hyperlink r:id="rId57">
-        <w:r>
-          <w:rPr>
-            <w:lang w:val="id_ID" w:bidi="id_ID"/>
-          </w:rPr>
-          <w:rPr>
-            <w:color w:val="0000EE"/>
-            <w:u w:val="single"/>
-          </w:rPr>
-          <w:t>24:44</w:t>
-        </w:r>
-      </w:hyperlink>
+      <w:r>
+        <w:rPr>
+          <w:lang w:val="id_ID" w:bidi="id_ID"/>
+        </w:rPr>
+        <w:t>24:44</w:t>
+      </w:r>
       <w:r>
         <w:rPr>
           <w:lang w:val="id_ID" w:bidi="id_ID"/>
         </w:rPr>
         <w:t xml:space="preserve">; </w:t>
       </w:r>
-      <w:hyperlink r:id="rId58">
-        <w:r>
-          <w:rPr>
-            <w:lang w:val="id_ID" w:bidi="id_ID"/>
-          </w:rPr>
-          <w:rPr>
-            <w:color w:val="0000EE"/>
-            <w:u w:val="single"/>
-          </w:rPr>
-          <w:t>Yoh. 7:19</w:t>
-        </w:r>
-      </w:hyperlink>
+      <w:r>
+        <w:rPr>
+          <w:lang w:val="id_ID" w:bidi="id_ID"/>
+        </w:rPr>
+        <w:t>Yoh. 7:19</w:t>
+      </w:r>
       <w:r>
         <w:rPr>
           <w:lang w:val="id_ID" w:bidi="id_ID"/>
         </w:rPr>
         <w:t xml:space="preserve">, </w:t>
       </w:r>
-      <w:hyperlink r:id="rId59">
-        <w:r>
-          <w:rPr>
-            <w:lang w:val="id_ID" w:bidi="id_ID"/>
-          </w:rPr>
-          <w:rPr>
-            <w:color w:val="0000EE"/>
-            <w:u w:val="single"/>
-          </w:rPr>
-          <w:t>23</w:t>
-        </w:r>
-      </w:hyperlink>
+      <w:r>
+        <w:rPr>
+          <w:lang w:val="id_ID" w:bidi="id_ID"/>
+        </w:rPr>
+        <w:t>23</w:t>
+      </w:r>
       <w:r>
         <w:rPr>
           <w:lang w:val="id_ID" w:bidi="id_ID"/>
         </w:rPr>
         <w:t xml:space="preserve">; </w:t>
       </w:r>
-      <w:hyperlink r:id="rId60">
-        <w:r>
-          <w:rPr>
-            <w:lang w:val="id_ID" w:bidi="id_ID"/>
-          </w:rPr>
-          <w:rPr>
-            <w:color w:val="0000EE"/>
-            <w:u w:val="single"/>
-          </w:rPr>
-          <w:t>Rm. 10:5</w:t>
-        </w:r>
-      </w:hyperlink>
+      <w:r>
+        <w:rPr>
+          <w:lang w:val="id_ID" w:bidi="id_ID"/>
+        </w:rPr>
+        <w:t>Rm. 10:5</w:t>
+      </w:r>
       <w:r>
         <w:rPr>
           <w:lang w:val="id_ID" w:bidi="id_ID"/>
         </w:rPr>
         <w:t xml:space="preserve">; </w:t>
       </w:r>
-      <w:hyperlink r:id="rId61">
-        <w:r>
-          <w:rPr>
-            <w:lang w:val="id_ID" w:bidi="id_ID"/>
-          </w:rPr>
-          <w:rPr>
-            <w:color w:val="0000EE"/>
-            <w:u w:val="single"/>
-          </w:rPr>
-          <w:t>1Kor. 9:9</w:t>
-        </w:r>
-      </w:hyperlink>
+      <w:r>
+        <w:rPr>
+          <w:lang w:val="id_ID" w:bidi="id_ID"/>
+        </w:rPr>
+        <w:t>1Kor. 9:9</w:t>
+      </w:r>
       <w:r>
         <w:rPr>
           <w:lang w:val="id_ID" w:bidi="id_ID"/>
         </w:rPr>
         <w:t xml:space="preserve">; </w:t>
       </w:r>
-      <w:hyperlink r:id="rId62">
-        <w:r>
-          <w:rPr>
-            <w:lang w:val="id_ID" w:bidi="id_ID"/>
-          </w:rPr>
-          <w:rPr>
-            <w:color w:val="0000EE"/>
-            <w:u w:val="single"/>
-          </w:rPr>
-          <w:t>Ibr. 10:28</w:t>
-        </w:r>
-      </w:hyperlink>
+      <w:r>
+        <w:rPr>
+          <w:lang w:val="id_ID" w:bidi="id_ID"/>
+        </w:rPr>
+        <w:t>Ibr. 10:28</w:t>
+      </w:r>
       <w:r>
         <w:rPr>
           <w:lang w:val="id_ID" w:bidi="id_ID"/>
@@ -1287,18 +987,12 @@
         </w:rPr>
         <w:t>Walaupun berlatar belakang zaman dan budaya kuno, Imamat menyampaikan pesan yang abadi dan penuh semangat: Allah itu kudus, dan Dia mengharapkan umat-Nya, yang telah diselamatkan-Nya, untuk menjadi kudus seperti Dia. Kekudusan Allah dan penebusan-Nya yang penuh rahmat memberikan dasar dan motivasi bagi kekudusan umat-Nya sendiri (</w:t>
       </w:r>
-      <w:hyperlink r:id="rId13">
-        <w:r>
-          <w:rPr>
-            <w:lang w:val="id_ID" w:bidi="id_ID"/>
-          </w:rPr>
-          <w:rPr>
-            <w:color w:val="0000EE"/>
-            <w:u w:val="single"/>
-          </w:rPr>
-          <w:t>Im. 11:44–45</w:t>
-        </w:r>
-      </w:hyperlink>
+      <w:r>
+        <w:rPr>
+          <w:lang w:val="id_ID" w:bidi="id_ID"/>
+        </w:rPr>
+        <w:t>Im. 11:44–45</w:t>
+      </w:r>
       <w:r>
         <w:rPr>
           <w:lang w:val="id_ID" w:bidi="id_ID"/>
@@ -1319,72 +1013,48 @@
         </w:rPr>
         <w:t>Para imam berdiri di antara Allah dan umat sebagai perantara Perjanjian. Mereka menafsirkan apa yang suci dan bagaimana kesucian harus diekspresikan dalam komunitas. Pengorbanan penebusan menyediakan cara bagi umat untuk mendapatkan pengampunan dosa dan diperdamaikan dengan Allah. Pengorbanan yang bukan penebusan merayakan hubungan umat dengan Allah melalui hadiah dan makanan bersama. Sementara bangsa-bangsa sekitar mempersembahkan korban kepada dewa-dewa mereka untuk menenangkan dan mendapatkan perkenan mereka, ibadah Israel tidak dirancang untuk memanipulasi Allah. Sebaliknya, ibadah Israel mempersiapkan dan memurnikan umat sehingga mereka dapat mendekati Allah. Setiap hukum, upacara, dan hari raya mengajarkan bahwa Allah itu kudus dan bahwa Dia mengharapkan umat-Nya untuk menjadi kudus (</w:t>
       </w:r>
-      <w:hyperlink r:id="rId13">
-        <w:r>
-          <w:rPr>
-            <w:lang w:val="id_ID" w:bidi="id_ID"/>
-          </w:rPr>
-          <w:rPr>
-            <w:color w:val="0000EE"/>
-            <w:u w:val="single"/>
-          </w:rPr>
-          <w:t>Im. 11:44–45</w:t>
-        </w:r>
-      </w:hyperlink>
+      <w:r>
+        <w:rPr>
+          <w:lang w:val="id_ID" w:bidi="id_ID"/>
+        </w:rPr>
+        <w:t>Im. 11:44–45</w:t>
+      </w:r>
       <w:r>
         <w:rPr>
           <w:lang w:val="id_ID" w:bidi="id_ID"/>
         </w:rPr>
         <w:t xml:space="preserve">; </w:t>
       </w:r>
-      <w:hyperlink r:id="rId63">
-        <w:r>
-          <w:rPr>
-            <w:lang w:val="id_ID" w:bidi="id_ID"/>
-          </w:rPr>
-          <w:rPr>
-            <w:color w:val="0000EE"/>
-            <w:u w:val="single"/>
-          </w:rPr>
-          <w:t>19:2</w:t>
-        </w:r>
-      </w:hyperlink>
+      <w:r>
+        <w:rPr>
+          <w:lang w:val="id_ID" w:bidi="id_ID"/>
+        </w:rPr>
+        <w:t>19:2</w:t>
+      </w:r>
       <w:r>
         <w:rPr>
           <w:lang w:val="id_ID" w:bidi="id_ID"/>
         </w:rPr>
         <w:t xml:space="preserve">; lihat </w:t>
       </w:r>
-      <w:hyperlink r:id="rId64">
-        <w:r>
-          <w:rPr>
-            <w:lang w:val="id_ID" w:bidi="id_ID"/>
-          </w:rPr>
-          <w:rPr>
-            <w:color w:val="0000EE"/>
-            <w:u w:val="single"/>
-          </w:rPr>
-          <w:t>1Kor. 3:17</w:t>
-        </w:r>
-      </w:hyperlink>
+      <w:r>
+        <w:rPr>
+          <w:lang w:val="id_ID" w:bidi="id_ID"/>
+        </w:rPr>
+        <w:t>1Kor. 3:17</w:t>
+      </w:r>
       <w:r>
         <w:rPr>
           <w:lang w:val="id_ID" w:bidi="id_ID"/>
         </w:rPr>
         <w:t xml:space="preserve">; </w:t>
       </w:r>
-      <w:hyperlink r:id="rId65">
-        <w:r>
-          <w:rPr>
-            <w:lang w:val="id_ID" w:bidi="id_ID"/>
-          </w:rPr>
-          <w:rPr>
-            <w:color w:val="0000EE"/>
-            <w:u w:val="single"/>
-          </w:rPr>
-          <w:t>1Ptr. 1:15</w:t>
-        </w:r>
-      </w:hyperlink>
+      <w:r>
+        <w:rPr>
+          <w:lang w:val="id_ID" w:bidi="id_ID"/>
+        </w:rPr>
+        <w:t>1Ptr. 1:15</w:t>
+      </w:r>
       <w:r>
         <w:rPr>
           <w:lang w:val="id_ID" w:bidi="id_ID"/>
@@ -1405,108 +1075,72 @@
         </w:rPr>
         <w:t xml:space="preserve">Pengampunan dosa dan pendamaian dengan Allah secara langsung berhubungan dengan bagaimana manusia memperlakukan satu sama lain. Kepedulian terhadap keadilan sosial meliputi Imamat, yang menetapkan kewajiban-kewajiban terhadap sesama, orang miskin, dan orang asing. Allah mengharapkan orang-orang yang terikat perjanjian dengan-Nya untuk saling mengasihi sebagai ungkapan kasih-Nya (bdk. </w:t>
       </w:r>
-      <w:hyperlink r:id="rId66">
-        <w:r>
-          <w:rPr>
-            <w:lang w:val="id_ID" w:bidi="id_ID"/>
-          </w:rPr>
-          <w:rPr>
-            <w:color w:val="0000EE"/>
-            <w:u w:val="single"/>
-          </w:rPr>
-          <w:t>Mat. 22:39</w:t>
-        </w:r>
-      </w:hyperlink>
+      <w:r>
+        <w:rPr>
+          <w:lang w:val="id_ID" w:bidi="id_ID"/>
+        </w:rPr>
+        <w:t>Mat. 22:39</w:t>
+      </w:r>
       <w:r>
         <w:rPr>
           <w:lang w:val="id_ID" w:bidi="id_ID"/>
         </w:rPr>
         <w:t xml:space="preserve">; </w:t>
       </w:r>
-      <w:hyperlink r:id="rId67">
-        <w:r>
-          <w:rPr>
-            <w:lang w:val="id_ID" w:bidi="id_ID"/>
-          </w:rPr>
-          <w:rPr>
-            <w:color w:val="0000EE"/>
-            <w:u w:val="single"/>
-          </w:rPr>
-          <w:t>Mrk. 12:31</w:t>
-        </w:r>
-      </w:hyperlink>
+      <w:r>
+        <w:rPr>
+          <w:lang w:val="id_ID" w:bidi="id_ID"/>
+        </w:rPr>
+        <w:t>Mrk. 12:31</w:t>
+      </w:r>
       <w:r>
         <w:rPr>
           <w:lang w:val="id_ID" w:bidi="id_ID"/>
         </w:rPr>
         <w:t xml:space="preserve">; </w:t>
       </w:r>
-      <w:hyperlink r:id="rId68">
-        <w:r>
-          <w:rPr>
-            <w:lang w:val="id_ID" w:bidi="id_ID"/>
-          </w:rPr>
-          <w:rPr>
-            <w:color w:val="0000EE"/>
-            <w:u w:val="single"/>
-          </w:rPr>
-          <w:t>Luk. 10:27</w:t>
-        </w:r>
-      </w:hyperlink>
+      <w:r>
+        <w:rPr>
+          <w:lang w:val="id_ID" w:bidi="id_ID"/>
+        </w:rPr>
+        <w:t>Luk. 10:27</w:t>
+      </w:r>
       <w:r>
         <w:rPr>
           <w:lang w:val="id_ID" w:bidi="id_ID"/>
         </w:rPr>
         <w:t xml:space="preserve">; </w:t>
       </w:r>
-      <w:hyperlink r:id="rId69">
-        <w:r>
-          <w:rPr>
-            <w:lang w:val="id_ID" w:bidi="id_ID"/>
-          </w:rPr>
-          <w:rPr>
-            <w:color w:val="0000EE"/>
-            <w:u w:val="single"/>
-          </w:rPr>
-          <w:t>Rm. 13:9</w:t>
-        </w:r>
-      </w:hyperlink>
+      <w:r>
+        <w:rPr>
+          <w:lang w:val="id_ID" w:bidi="id_ID"/>
+        </w:rPr>
+        <w:t>Rm. 13:9</w:t>
+      </w:r>
       <w:r>
         <w:rPr>
           <w:lang w:val="id_ID" w:bidi="id_ID"/>
         </w:rPr>
         <w:t xml:space="preserve">; </w:t>
       </w:r>
-      <w:hyperlink r:id="rId70">
-        <w:r>
-          <w:rPr>
-            <w:lang w:val="id_ID" w:bidi="id_ID"/>
-          </w:rPr>
-          <w:rPr>
-            <w:color w:val="0000EE"/>
-            <w:u w:val="single"/>
-          </w:rPr>
-          <w:t>Gal. 5:14</w:t>
-        </w:r>
-      </w:hyperlink>
+      <w:r>
+        <w:rPr>
+          <w:lang w:val="id_ID" w:bidi="id_ID"/>
+        </w:rPr>
+        <w:t>Gal. 5:14</w:t>
+      </w:r>
       <w:r>
         <w:rPr>
           <w:lang w:val="id_ID" w:bidi="id_ID"/>
         </w:rPr>
         <w:t xml:space="preserve">; </w:t>
       </w:r>
-      <w:hyperlink r:id="rId71">
-        <w:r>
-          <w:rPr>
-            <w:lang w:val="id_ID" w:bidi="id_ID"/>
-          </w:rPr>
-          <w:rPr>
-            <w:color w:val="0000EE"/>
-            <w:u w:val="single"/>
-          </w:rPr>
-          <w:t>Yak. 2:8</w:t>
-        </w:r>
-      </w:hyperlink>
+      <w:r>
+        <w:rPr>
+          <w:lang w:val="id_ID" w:bidi="id_ID"/>
+        </w:rPr>
+        <w:t>Yak. 2:8</w:t>
+      </w:r>
       <w:r>
         <w:rPr>
           <w:lang w:val="id_ID" w:bidi="id_ID"/>
